--- a/Documents/Initial_Results_Code.docx
+++ b/Documents/Initial_Results_Code.docx
@@ -190,15 +190,7 @@
           </w:tcPr>
           <w:p>
             <w:r>
-              <w:t xml:space="preserve">Switched from Matplotlib to </w:t>
-            </w:r>
-            <w:proofErr w:type="spellStart"/>
-            <w:r>
-              <w:t>Plotly</w:t>
-            </w:r>
-            <w:proofErr w:type="spellEnd"/>
-            <w:r>
-              <w:t xml:space="preserve"> for environment compatibility</w:t>
+              <w:t>Switched from Matplotlib to Plotly for environment compatibility</w:t>
             </w:r>
           </w:p>
         </w:tc>
@@ -648,13 +640,8 @@
       </w:r>
     </w:p>
     <w:p>
-      <w:proofErr w:type="gramStart"/>
-      <w:r>
-        <w:t>  We</w:t>
-      </w:r>
-      <w:proofErr w:type="gramEnd"/>
-      <w:r>
-        <w:t xml:space="preserve"> took each zone's </w:t>
+      <w:r>
+        <w:t xml:space="preserve">  We took each zone's </w:t>
       </w:r>
       <w:r>
         <w:rPr>
@@ -668,13 +655,8 @@
       </w:r>
     </w:p>
     <w:p>
-      <w:proofErr w:type="gramStart"/>
-      <w:r>
-        <w:t>  We</w:t>
-      </w:r>
-      <w:proofErr w:type="gramEnd"/>
-      <w:r>
-        <w:t xml:space="preserve"> applied </w:t>
+      <w:r>
+        <w:t xml:space="preserve">  We applied </w:t>
       </w:r>
       <w:r>
         <w:rPr>
@@ -688,31 +670,13 @@
       </w:r>
     </w:p>
     <w:p>
-      <w:proofErr w:type="gramStart"/>
-      <w:r>
-        <w:t>  We</w:t>
-      </w:r>
-      <w:proofErr w:type="gramEnd"/>
-      <w:r>
-        <w:t xml:space="preserve"> normalized the compressed </w:t>
-      </w:r>
-      <w:proofErr w:type="gramStart"/>
-      <w:r>
-        <w:t>vectors</w:t>
-      </w:r>
-      <w:proofErr w:type="gramEnd"/>
-      <w:r>
-        <w:t xml:space="preserve"> so zones are compared fairly.</w:t>
-      </w:r>
-    </w:p>
-    <w:p>
-      <w:proofErr w:type="gramStart"/>
-      <w:r>
-        <w:t>  We</w:t>
-      </w:r>
-      <w:proofErr w:type="gramEnd"/>
-      <w:r>
-        <w:t xml:space="preserve"> applied </w:t>
+      <w:r>
+        <w:t>  We normalized the compressed vectors so zones are compared fairly.</w:t>
+      </w:r>
+    </w:p>
+    <w:p>
+      <w:r>
+        <w:t xml:space="preserve">  We applied </w:t>
       </w:r>
       <w:r>
         <w:rPr>
@@ -736,13 +700,8 @@
       </w:r>
     </w:p>
     <w:p>
-      <w:proofErr w:type="gramStart"/>
-      <w:r>
-        <w:t>  We</w:t>
-      </w:r>
-      <w:proofErr w:type="gramEnd"/>
-      <w:r>
-        <w:t xml:space="preserve"> visualized the clusters in 2D using </w:t>
+      <w:r>
+        <w:t xml:space="preserve">  We visualized the clusters in 2D using </w:t>
       </w:r>
       <w:r>
         <w:rPr>
@@ -924,15 +883,7 @@
     </w:p>
     <w:p>
       <w:r>
-        <w:t xml:space="preserve">While this experiment compares real-time Ontario demand against the combined forecasts of Variable Generation (VG) and Surplus Baseload Generation (SBG), it is important to acknowledge that VG and SBG represent only a subset of the overall generation portfolio. The high absolute and percentage errors observed are not indicative of poor forecasting </w:t>
-      </w:r>
-      <w:proofErr w:type="gramStart"/>
-      <w:r>
-        <w:t>quality, but</w:t>
-      </w:r>
-      <w:proofErr w:type="gramEnd"/>
-      <w:r>
-        <w:t xml:space="preserve"> rather reflect the structural gap between total demand and the limited contribution of VG and SBG sources. In practice, Ontario’s energy needs are met through a broader mix including baseload generation (e.g., nuclear, hydro), dispatchable thermal resources, and imports. As such, the results should be interpreted as a measure of </w:t>
+        <w:t xml:space="preserve">While this experiment compares real-time Ontario demand against the combined forecasts of Variable Generation (VG) and Surplus Baseload Generation (SBG), it is important to acknowledge that VG and SBG represent only a subset of the overall generation portfolio. The high absolute and percentage errors observed are not indicative of poor forecasting quality, but rather reflect the structural gap between total demand and the limited contribution of VG and SBG sources. In practice, Ontario’s energy needs are met through a broader mix including baseload generation (e.g., nuclear, hydro), dispatchable thermal resources, and imports. As such, the results should be interpreted as a measure of </w:t>
       </w:r>
       <w:r>
         <w:rPr>
@@ -1035,15 +986,7 @@
         </w:numPr>
       </w:pPr>
       <w:r>
-        <w:t xml:space="preserve">Ignores whether demand was </w:t>
-      </w:r>
-      <w:proofErr w:type="gramStart"/>
-      <w:r>
-        <w:t>actually met</w:t>
-      </w:r>
-      <w:proofErr w:type="gramEnd"/>
-      <w:r>
-        <w:t xml:space="preserve"> during outages.</w:t>
+        <w:t>Ignores whether demand was actually met during outages.</w:t>
       </w:r>
     </w:p>
     <w:p>
@@ -1335,6 +1278,510 @@
         <w:t>: Detected anomalies are statistical, not validated against actual events or failures.</w:t>
       </w:r>
     </w:p>
+    <w:p/>
+    <w:p>
+      <w:pPr>
+        <w:rPr>
+          <w:b/>
+          <w:bCs/>
+        </w:rPr>
+      </w:pPr>
+      <w:r>
+        <w:rPr>
+          <w:b/>
+          <w:bCs/>
+        </w:rPr>
+        <w:t>Integrated Understanding from All Experiments Conducted</w:t>
+      </w:r>
+    </w:p>
+    <w:p>
+      <w:r>
+        <w:t xml:space="preserve">Across Experiments 2, 3, 6, and 10, you've built a multi-layered view of </w:t>
+      </w:r>
+      <w:r>
+        <w:rPr>
+          <w:b/>
+          <w:bCs/>
+        </w:rPr>
+        <w:t>Ontario's Smart Grid performance, stress, and uncertainty</w:t>
+      </w:r>
+      <w:r>
+        <w:t xml:space="preserve"> by analyzing demand, price, dispatch behavior, outages, forecasts, and adequacy. Here's the synthesis:</w:t>
+      </w:r>
+    </w:p>
+    <w:p/>
+    <w:p>
+      <w:pPr>
+        <w:rPr>
+          <w:b/>
+          <w:bCs/>
+        </w:rPr>
+      </w:pPr>
+      <w:r>
+        <w:rPr>
+          <w:b/>
+          <w:bCs/>
+        </w:rPr>
+        <w:t>Summary of Experiments</w:t>
+      </w:r>
+    </w:p>
+    <w:tbl>
+      <w:tblPr>
+        <w:tblW w:w="0" w:type="auto"/>
+        <w:tblCellSpacing w:w="15" w:type="dxa"/>
+        <w:tblCellMar>
+          <w:top w:w="15" w:type="dxa"/>
+          <w:left w:w="15" w:type="dxa"/>
+          <w:bottom w:w="15" w:type="dxa"/>
+          <w:right w:w="15" w:type="dxa"/>
+        </w:tblCellMar>
+        <w:tblLook w:val="04A0" w:firstRow="1" w:lastRow="0" w:firstColumn="1" w:lastColumn="0" w:noHBand="0" w:noVBand="1"/>
+      </w:tblPr>
+      <w:tblGrid>
+        <w:gridCol w:w="1330"/>
+        <w:gridCol w:w="2011"/>
+        <w:gridCol w:w="3544"/>
+        <w:gridCol w:w="2475"/>
+      </w:tblGrid>
+      <w:tr>
+        <w:trPr>
+          <w:tblHeader/>
+          <w:tblCellSpacing w:w="15" w:type="dxa"/>
+        </w:trPr>
+        <w:tc>
+          <w:tcPr>
+            <w:tcW w:w="0" w:type="auto"/>
+            <w:vAlign w:val="center"/>
+            <w:hideMark/>
+          </w:tcPr>
+          <w:p>
+            <w:pPr>
+              <w:rPr>
+                <w:b/>
+                <w:bCs/>
+              </w:rPr>
+            </w:pPr>
+            <w:r>
+              <w:rPr>
+                <w:b/>
+                <w:bCs/>
+              </w:rPr>
+              <w:t>Experiment</w:t>
+            </w:r>
+          </w:p>
+        </w:tc>
+        <w:tc>
+          <w:tcPr>
+            <w:tcW w:w="0" w:type="auto"/>
+            <w:vAlign w:val="center"/>
+            <w:hideMark/>
+          </w:tcPr>
+          <w:p>
+            <w:pPr>
+              <w:rPr>
+                <w:b/>
+                <w:bCs/>
+              </w:rPr>
+            </w:pPr>
+            <w:r>
+              <w:rPr>
+                <w:b/>
+                <w:bCs/>
+              </w:rPr>
+              <w:t>Focus Area</w:t>
+            </w:r>
+          </w:p>
+        </w:tc>
+        <w:tc>
+          <w:tcPr>
+            <w:tcW w:w="0" w:type="auto"/>
+            <w:vAlign w:val="center"/>
+            <w:hideMark/>
+          </w:tcPr>
+          <w:p>
+            <w:pPr>
+              <w:rPr>
+                <w:b/>
+                <w:bCs/>
+              </w:rPr>
+            </w:pPr>
+            <w:r>
+              <w:rPr>
+                <w:b/>
+                <w:bCs/>
+              </w:rPr>
+              <w:t>Key Metrics</w:t>
+            </w:r>
+          </w:p>
+        </w:tc>
+        <w:tc>
+          <w:tcPr>
+            <w:tcW w:w="0" w:type="auto"/>
+            <w:vAlign w:val="center"/>
+            <w:hideMark/>
+          </w:tcPr>
+          <w:p>
+            <w:pPr>
+              <w:rPr>
+                <w:b/>
+                <w:bCs/>
+              </w:rPr>
+            </w:pPr>
+            <w:r>
+              <w:rPr>
+                <w:b/>
+                <w:bCs/>
+              </w:rPr>
+              <w:t>Purpose</w:t>
+            </w:r>
+          </w:p>
+        </w:tc>
+      </w:tr>
+      <w:tr>
+        <w:trPr>
+          <w:tblCellSpacing w:w="15" w:type="dxa"/>
+        </w:trPr>
+        <w:tc>
+          <w:tcPr>
+            <w:tcW w:w="0" w:type="auto"/>
+            <w:vAlign w:val="center"/>
+            <w:hideMark/>
+          </w:tcPr>
+          <w:p>
+            <w:r>
+              <w:rPr>
+                <w:b/>
+                <w:bCs/>
+              </w:rPr>
+              <w:t>2</w:t>
+            </w:r>
+          </w:p>
+        </w:tc>
+        <w:tc>
+          <w:tcPr>
+            <w:tcW w:w="0" w:type="auto"/>
+            <w:vAlign w:val="center"/>
+            <w:hideMark/>
+          </w:tcPr>
+          <w:p>
+            <w:r>
+              <w:t>Zonal Anomaly Detection</w:t>
+            </w:r>
+          </w:p>
+        </w:tc>
+        <w:tc>
+          <w:tcPr>
+            <w:tcW w:w="0" w:type="auto"/>
+            <w:vAlign w:val="center"/>
+            <w:hideMark/>
+          </w:tcPr>
+          <w:p>
+            <w:r>
+              <w:t>Demand spikes, price anomalies, dispatch deviations, outage bursts</w:t>
+            </w:r>
+          </w:p>
+        </w:tc>
+        <w:tc>
+          <w:tcPr>
+            <w:tcW w:w="0" w:type="auto"/>
+            <w:vAlign w:val="center"/>
+            <w:hideMark/>
+          </w:tcPr>
+          <w:p>
+            <w:r>
+              <w:t>Identify operational anomalies</w:t>
+            </w:r>
+          </w:p>
+        </w:tc>
+      </w:tr>
+      <w:tr>
+        <w:trPr>
+          <w:tblCellSpacing w:w="15" w:type="dxa"/>
+        </w:trPr>
+        <w:tc>
+          <w:tcPr>
+            <w:tcW w:w="0" w:type="auto"/>
+            <w:vAlign w:val="center"/>
+            <w:hideMark/>
+          </w:tcPr>
+          <w:p>
+            <w:r>
+              <w:rPr>
+                <w:b/>
+                <w:bCs/>
+              </w:rPr>
+              <w:t>3</w:t>
+            </w:r>
+          </w:p>
+        </w:tc>
+        <w:tc>
+          <w:tcPr>
+            <w:tcW w:w="0" w:type="auto"/>
+            <w:vAlign w:val="center"/>
+            <w:hideMark/>
+          </w:tcPr>
+          <w:p>
+            <w:r>
+              <w:t>Operational Resilience Metric</w:t>
+            </w:r>
+          </w:p>
+        </w:tc>
+        <w:tc>
+          <w:tcPr>
+            <w:tcW w:w="0" w:type="auto"/>
+            <w:vAlign w:val="center"/>
+            <w:hideMark/>
+          </w:tcPr>
+          <w:p>
+            <w:r>
+              <w:t>Total dispatch deviations, outage count, adequacy shortfall</w:t>
+            </w:r>
+          </w:p>
+        </w:tc>
+        <w:tc>
+          <w:tcPr>
+            <w:tcW w:w="0" w:type="auto"/>
+            <w:vAlign w:val="center"/>
+            <w:hideMark/>
+          </w:tcPr>
+          <w:p>
+            <w:r>
+              <w:t>Rate system resilience month-wise</w:t>
+            </w:r>
+          </w:p>
+        </w:tc>
+      </w:tr>
+      <w:tr>
+        <w:trPr>
+          <w:tblCellSpacing w:w="15" w:type="dxa"/>
+        </w:trPr>
+        <w:tc>
+          <w:tcPr>
+            <w:tcW w:w="0" w:type="auto"/>
+            <w:vAlign w:val="center"/>
+            <w:hideMark/>
+          </w:tcPr>
+          <w:p>
+            <w:r>
+              <w:rPr>
+                <w:b/>
+                <w:bCs/>
+              </w:rPr>
+              <w:t>6</w:t>
+            </w:r>
+          </w:p>
+        </w:tc>
+        <w:tc>
+          <w:tcPr>
+            <w:tcW w:w="0" w:type="auto"/>
+            <w:vAlign w:val="center"/>
+            <w:hideMark/>
+          </w:tcPr>
+          <w:p>
+            <w:r>
+              <w:t>Forecast Error Analysis</w:t>
+            </w:r>
+          </w:p>
+        </w:tc>
+        <w:tc>
+          <w:tcPr>
+            <w:tcW w:w="0" w:type="auto"/>
+            <w:vAlign w:val="center"/>
+            <w:hideMark/>
+          </w:tcPr>
+          <w:p>
+            <w:r>
+              <w:t>Real demand vs. VG/SBG forecast error</w:t>
+            </w:r>
+          </w:p>
+        </w:tc>
+        <w:tc>
+          <w:tcPr>
+            <w:tcW w:w="0" w:type="auto"/>
+            <w:vAlign w:val="center"/>
+            <w:hideMark/>
+          </w:tcPr>
+          <w:p>
+            <w:r>
+              <w:t>Reveal uncertainty in generation planning</w:t>
+            </w:r>
+          </w:p>
+        </w:tc>
+      </w:tr>
+      <w:tr>
+        <w:trPr>
+          <w:tblCellSpacing w:w="15" w:type="dxa"/>
+        </w:trPr>
+        <w:tc>
+          <w:tcPr>
+            <w:tcW w:w="0" w:type="auto"/>
+            <w:vAlign w:val="center"/>
+            <w:hideMark/>
+          </w:tcPr>
+          <w:p>
+            <w:r>
+              <w:rPr>
+                <w:b/>
+                <w:bCs/>
+              </w:rPr>
+              <w:t>10</w:t>
+            </w:r>
+          </w:p>
+        </w:tc>
+        <w:tc>
+          <w:tcPr>
+            <w:tcW w:w="0" w:type="auto"/>
+            <w:vAlign w:val="center"/>
+            <w:hideMark/>
+          </w:tcPr>
+          <w:p>
+            <w:r>
+              <w:t>Forecast Uncertainty Zones</w:t>
+            </w:r>
+          </w:p>
+        </w:tc>
+        <w:tc>
+          <w:tcPr>
+            <w:tcW w:w="0" w:type="auto"/>
+            <w:vAlign w:val="center"/>
+            <w:hideMark/>
+          </w:tcPr>
+          <w:p>
+            <w:r>
+              <w:t>Demand vs. VG &amp; SBG forecasts</w:t>
+            </w:r>
+          </w:p>
+        </w:tc>
+        <w:tc>
+          <w:tcPr>
+            <w:tcW w:w="0" w:type="auto"/>
+            <w:vAlign w:val="center"/>
+            <w:hideMark/>
+          </w:tcPr>
+          <w:p>
+            <w:r>
+              <w:t>Compare forecasting robustness by zone</w:t>
+            </w:r>
+          </w:p>
+        </w:tc>
+      </w:tr>
+    </w:tbl>
+    <w:p>
+      <w:pPr>
+        <w:numPr>
+          <w:ilvl w:val="0"/>
+          <w:numId w:val="7"/>
+        </w:numPr>
+      </w:pPr>
+      <w:r>
+        <w:rPr>
+          <w:b/>
+          <w:bCs/>
+        </w:rPr>
+        <w:lastRenderedPageBreak/>
+        <w:t>Grid operations are vulnerable to different stressors</w:t>
+      </w:r>
+      <w:r>
+        <w:br/>
+        <w:t>Demand surges, renewable generation mismatch, operator intervention frequency, and infrastructure outages all contribute to operational risk.</w:t>
+      </w:r>
+    </w:p>
+    <w:p>
+      <w:pPr>
+        <w:numPr>
+          <w:ilvl w:val="0"/>
+          <w:numId w:val="7"/>
+        </w:numPr>
+      </w:pPr>
+      <w:r>
+        <w:rPr>
+          <w:b/>
+          <w:bCs/>
+        </w:rPr>
+        <w:t>Anomaly patterns are not uniform across zones</w:t>
+      </w:r>
+    </w:p>
+    <w:p>
+      <w:pPr>
+        <w:numPr>
+          <w:ilvl w:val="1"/>
+          <w:numId w:val="7"/>
+        </w:numPr>
+      </w:pPr>
+      <w:r>
+        <w:t>TORONTO and NORTHEAST had notable demand or forecast anomalies.</w:t>
+      </w:r>
+    </w:p>
+    <w:p>
+      <w:pPr>
+        <w:numPr>
+          <w:ilvl w:val="1"/>
+          <w:numId w:val="7"/>
+        </w:numPr>
+      </w:pPr>
+      <w:r>
+        <w:t>BRUCE had severe VG forecast errors, suggesting renewable volatility.</w:t>
+      </w:r>
+    </w:p>
+    <w:p>
+      <w:pPr>
+        <w:numPr>
+          <w:ilvl w:val="0"/>
+          <w:numId w:val="7"/>
+        </w:numPr>
+      </w:pPr>
+      <w:r>
+        <w:rPr>
+          <w:b/>
+          <w:bCs/>
+        </w:rPr>
+        <w:t>Forecasting remains a key challenge</w:t>
+      </w:r>
+      <w:r>
+        <w:br/>
+        <w:t xml:space="preserve">Experiments 6 and 10 showed that </w:t>
+      </w:r>
+      <w:r>
+        <w:rPr>
+          <w:b/>
+          <w:bCs/>
+        </w:rPr>
+        <w:t>forecast errors (VG/SBG)</w:t>
+      </w:r>
+      <w:r>
+        <w:t xml:space="preserve"> are concentrated in some zones, indicating modeling gaps or generation variability.</w:t>
+      </w:r>
+    </w:p>
+    <w:p>
+      <w:pPr>
+        <w:numPr>
+          <w:ilvl w:val="0"/>
+          <w:numId w:val="7"/>
+        </w:numPr>
+      </w:pPr>
+      <w:r>
+        <w:rPr>
+          <w:b/>
+          <w:bCs/>
+        </w:rPr>
+        <w:t>Adequacy shortfalls are rare but meaningful</w:t>
+      </w:r>
+      <w:r>
+        <w:br/>
+        <w:t xml:space="preserve">Even if adequacy shortfalls were low in your period, the fact that operator dispatch and outages were high indicates </w:t>
+      </w:r>
+      <w:r>
+        <w:rPr>
+          <w:b/>
+          <w:bCs/>
+        </w:rPr>
+        <w:t>hidden operational stress</w:t>
+      </w:r>
+      <w:r>
+        <w:t>.</w:t>
+      </w:r>
+    </w:p>
+    <w:p/>
     <w:p/>
     <w:p/>
     <w:p/>
@@ -2061,6 +2508,123 @@
     </w:lvl>
   </w:abstractNum>
   <w:abstractNum w:abstractNumId="5" w15:restartNumberingAfterBreak="0">
+    <w:nsid w:val="51834E92"/>
+    <w:multiLevelType w:val="multilevel"/>
+    <w:tmpl w:val="0F965474"/>
+    <w:lvl w:ilvl="0">
+      <w:start w:val="1"/>
+      <w:numFmt w:val="decimal"/>
+      <w:lvlText w:val="%1."/>
+      <w:lvlJc w:val="left"/>
+      <w:pPr>
+        <w:tabs>
+          <w:tab w:val="num" w:pos="720"/>
+        </w:tabs>
+        <w:ind w:left="720" w:hanging="360"/>
+      </w:pPr>
+    </w:lvl>
+    <w:lvl w:ilvl="1">
+      <w:start w:val="1"/>
+      <w:numFmt w:val="bullet"/>
+      <w:lvlText w:val="o"/>
+      <w:lvlJc w:val="left"/>
+      <w:pPr>
+        <w:tabs>
+          <w:tab w:val="num" w:pos="1440"/>
+        </w:tabs>
+        <w:ind w:left="1440" w:hanging="360"/>
+      </w:pPr>
+      <w:rPr>
+        <w:rFonts w:ascii="Courier New" w:hAnsi="Courier New" w:hint="default"/>
+        <w:sz w:val="20"/>
+      </w:rPr>
+    </w:lvl>
+    <w:lvl w:ilvl="2" w:tentative="1">
+      <w:start w:val="1"/>
+      <w:numFmt w:val="decimal"/>
+      <w:lvlText w:val="%3."/>
+      <w:lvlJc w:val="left"/>
+      <w:pPr>
+        <w:tabs>
+          <w:tab w:val="num" w:pos="2160"/>
+        </w:tabs>
+        <w:ind w:left="2160" w:hanging="360"/>
+      </w:pPr>
+    </w:lvl>
+    <w:lvl w:ilvl="3" w:tentative="1">
+      <w:start w:val="1"/>
+      <w:numFmt w:val="decimal"/>
+      <w:lvlText w:val="%4."/>
+      <w:lvlJc w:val="left"/>
+      <w:pPr>
+        <w:tabs>
+          <w:tab w:val="num" w:pos="2880"/>
+        </w:tabs>
+        <w:ind w:left="2880" w:hanging="360"/>
+      </w:pPr>
+    </w:lvl>
+    <w:lvl w:ilvl="4" w:tentative="1">
+      <w:start w:val="1"/>
+      <w:numFmt w:val="decimal"/>
+      <w:lvlText w:val="%5."/>
+      <w:lvlJc w:val="left"/>
+      <w:pPr>
+        <w:tabs>
+          <w:tab w:val="num" w:pos="3600"/>
+        </w:tabs>
+        <w:ind w:left="3600" w:hanging="360"/>
+      </w:pPr>
+    </w:lvl>
+    <w:lvl w:ilvl="5" w:tentative="1">
+      <w:start w:val="1"/>
+      <w:numFmt w:val="decimal"/>
+      <w:lvlText w:val="%6."/>
+      <w:lvlJc w:val="left"/>
+      <w:pPr>
+        <w:tabs>
+          <w:tab w:val="num" w:pos="4320"/>
+        </w:tabs>
+        <w:ind w:left="4320" w:hanging="360"/>
+      </w:pPr>
+    </w:lvl>
+    <w:lvl w:ilvl="6" w:tentative="1">
+      <w:start w:val="1"/>
+      <w:numFmt w:val="decimal"/>
+      <w:lvlText w:val="%7."/>
+      <w:lvlJc w:val="left"/>
+      <w:pPr>
+        <w:tabs>
+          <w:tab w:val="num" w:pos="5040"/>
+        </w:tabs>
+        <w:ind w:left="5040" w:hanging="360"/>
+      </w:pPr>
+    </w:lvl>
+    <w:lvl w:ilvl="7" w:tentative="1">
+      <w:start w:val="1"/>
+      <w:numFmt w:val="decimal"/>
+      <w:lvlText w:val="%8."/>
+      <w:lvlJc w:val="left"/>
+      <w:pPr>
+        <w:tabs>
+          <w:tab w:val="num" w:pos="5760"/>
+        </w:tabs>
+        <w:ind w:left="5760" w:hanging="360"/>
+      </w:pPr>
+    </w:lvl>
+    <w:lvl w:ilvl="8" w:tentative="1">
+      <w:start w:val="1"/>
+      <w:numFmt w:val="decimal"/>
+      <w:lvlText w:val="%9."/>
+      <w:lvlJc w:val="left"/>
+      <w:pPr>
+        <w:tabs>
+          <w:tab w:val="num" w:pos="6480"/>
+        </w:tabs>
+        <w:ind w:left="6480" w:hanging="360"/>
+      </w:pPr>
+    </w:lvl>
+  </w:abstractNum>
+  <w:abstractNum w:abstractNumId="6" w15:restartNumberingAfterBreak="0">
     <w:nsid w:val="56CF7924"/>
     <w:multiLevelType w:val="multilevel"/>
     <w:tmpl w:val="7CC29322"/>
@@ -2210,7 +2774,7 @@
     </w:lvl>
   </w:abstractNum>
   <w:num w:numId="1" w16cid:durableId="157501441">
-    <w:abstractNumId w:val="5"/>
+    <w:abstractNumId w:val="6"/>
   </w:num>
   <w:num w:numId="2" w16cid:durableId="731735903">
     <w:abstractNumId w:val="0"/>
@@ -2226,6 +2790,9 @@
   </w:num>
   <w:num w:numId="6" w16cid:durableId="2122450548">
     <w:abstractNumId w:val="1"/>
+  </w:num>
+  <w:num w:numId="7" w16cid:durableId="980232398">
+    <w:abstractNumId w:val="5"/>
   </w:num>
 </w:numbering>
 </file>
